--- a/Cohort 1 (2024.01-2027.12)/MSCA_DF_39/MSCA_DF_2026_39+48 Syllabus Communication Skills and Scientific Communication June.docx
+++ b/Cohort 1 (2024.01-2027.12)/MSCA_DF_39/MSCA_DF_2026_39+48 Syllabus Communication Skills and Scientific Communication June.docx
@@ -740,7 +740,6 @@
                                       <w:color w:val="FFFFFF"/>
                                       <w:sz w:val="32"/>
                                       <w:szCs w:val="32"/>
-                                      <w:highlight w:val="yellow"/>
                                     </w:rPr>
                                     <w:t>Course code: MSCA_DF_</w:t>
                                   </w:r>
@@ -750,7 +749,6 @@
                                       <w:color w:val="FFFFFF"/>
                                       <w:sz w:val="32"/>
                                       <w:szCs w:val="32"/>
-                                      <w:highlight w:val="yellow"/>
                                     </w:rPr>
                                     <w:t>2</w:t>
                                   </w:r>
@@ -760,7 +758,6 @@
                                       <w:color w:val="FFFFFF"/>
                                       <w:sz w:val="32"/>
                                       <w:szCs w:val="32"/>
-                                      <w:highlight w:val="yellow"/>
                                     </w:rPr>
                                     <w:t>6_</w:t>
                                   </w:r>
@@ -771,7 +768,7 @@
                                       <w:sz w:val="32"/>
                                       <w:szCs w:val="32"/>
                                     </w:rPr>
-                                    <w:t>06</w:t>
+                                    <w:t>39+48</w:t>
                                   </w:r>
                                 </w:p>
                               </w:txbxContent>
@@ -882,7 +879,6 @@
                                 <w:color w:val="FFFFFF"/>
                                 <w:sz w:val="32"/>
                                 <w:szCs w:val="32"/>
-                                <w:highlight w:val="yellow"/>
                               </w:rPr>
                               <w:t>Course code: MSCA_DF_</w:t>
                             </w:r>
@@ -892,7 +888,6 @@
                                 <w:color w:val="FFFFFF"/>
                                 <w:sz w:val="32"/>
                                 <w:szCs w:val="32"/>
-                                <w:highlight w:val="yellow"/>
                               </w:rPr>
                               <w:t>2</w:t>
                             </w:r>
@@ -902,7 +897,6 @@
                                 <w:color w:val="FFFFFF"/>
                                 <w:sz w:val="32"/>
                                 <w:szCs w:val="32"/>
-                                <w:highlight w:val="yellow"/>
                               </w:rPr>
                               <w:t>6_</w:t>
                             </w:r>
@@ -913,7 +907,7 @@
                                 <w:sz w:val="32"/>
                                 <w:szCs w:val="32"/>
                               </w:rPr>
-                              <w:t>06</w:t>
+                              <w:t>39+48</w:t>
                             </w:r>
                           </w:p>
                         </w:txbxContent>
@@ -1338,119 +1332,15 @@
           <w:rFonts w:ascii="Arial" w:hAnsi="Arial" w:cs="Arial"/>
         </w:rPr>
       </w:pPr>
-      <w:ins w:id="2" w:author="Microsoft Word" w:date="2024-12-02T00:35:00Z" w16du:dateUtc="2024-12-01T22:35:00Z">
-        <w:r>
-          <w:rPr>
-            <w:rFonts w:ascii="Arial" w:hAnsi="Arial" w:cs="Arial"/>
-            <w:noProof/>
-          </w:rPr>
-          <w:drawing>
-            <wp:anchor distT="0" distB="0" distL="0" distR="0" simplePos="0" relativeHeight="251666435" behindDoc="0" locked="0" layoutInCell="0" allowOverlap="1" wp14:anchorId="7D8B99EC" wp14:editId="6F9CF016">
-              <wp:simplePos x="0" y="0"/>
-              <wp:positionH relativeFrom="column">
-                <wp:posOffset>-605790</wp:posOffset>
-              </wp:positionH>
-              <wp:positionV relativeFrom="paragraph">
-                <wp:posOffset>7493635</wp:posOffset>
-              </wp:positionV>
-              <wp:extent cx="1686560" cy="1686560"/>
-              <wp:effectExtent l="0" t="0" r="0" b="0"/>
-              <wp:wrapSquare wrapText="largest"/>
-              <wp:docPr id="1008148990" name="Image1"/>
-              <wp:cNvGraphicFramePr>
-                <a:graphicFrameLocks xmlns:a="http://schemas.openxmlformats.org/drawingml/2006/main" noChangeAspect="1"/>
-              </wp:cNvGraphicFramePr>
-              <a:graphic xmlns:a="http://schemas.openxmlformats.org/drawingml/2006/main">
-                <a:graphicData uri="http://schemas.openxmlformats.org/drawingml/2006/picture">
-                  <pic:pic xmlns:pic="http://schemas.openxmlformats.org/drawingml/2006/picture">
-                    <pic:nvPicPr>
-                      <pic:cNvPr id="545832454" name="Image1"/>
-                      <pic:cNvPicPr>
-                        <a:picLocks noChangeAspect="1" noChangeArrowheads="1"/>
-                      </pic:cNvPicPr>
-                    </pic:nvPicPr>
-                    <pic:blipFill>
-                      <a:blip r:embed="rId11"/>
-                      <a:stretch>
-                        <a:fillRect/>
-                      </a:stretch>
-                    </pic:blipFill>
-                    <pic:spPr bwMode="auto">
-                      <a:xfrm>
-                        <a:off x="0" y="0"/>
-                        <a:ext cx="1686560" cy="1686560"/>
-                      </a:xfrm>
-                      <a:prstGeom prst="rect">
-                        <a:avLst/>
-                      </a:prstGeom>
-                    </pic:spPr>
-                  </pic:pic>
-                </a:graphicData>
-              </a:graphic>
-            </wp:anchor>
-          </w:drawing>
-        </w:r>
-        <w:r>
-          <w:rPr>
-            <w:rFonts w:ascii="Arial" w:hAnsi="Arial" w:cs="Arial"/>
-            <w:noProof/>
-          </w:rPr>
-          <w:drawing>
-            <wp:anchor distT="0" distB="0" distL="0" distR="0" simplePos="0" relativeHeight="251667459" behindDoc="0" locked="0" layoutInCell="0" allowOverlap="1" wp14:anchorId="72B377D9" wp14:editId="6A09A369">
-              <wp:simplePos x="0" y="0"/>
-              <wp:positionH relativeFrom="column">
-                <wp:posOffset>3695700</wp:posOffset>
-              </wp:positionH>
-              <wp:positionV relativeFrom="paragraph">
-                <wp:posOffset>8101965</wp:posOffset>
-              </wp:positionV>
-              <wp:extent cx="3336290" cy="743585"/>
-              <wp:effectExtent l="0" t="0" r="0" b="0"/>
-              <wp:wrapSquare wrapText="largest"/>
-              <wp:docPr id="1436314767" name="Image2"/>
-              <wp:cNvGraphicFramePr>
-                <a:graphicFrameLocks xmlns:a="http://schemas.openxmlformats.org/drawingml/2006/main" noChangeAspect="1"/>
-              </wp:cNvGraphicFramePr>
-              <a:graphic xmlns:a="http://schemas.openxmlformats.org/drawingml/2006/main">
-                <a:graphicData uri="http://schemas.openxmlformats.org/drawingml/2006/picture">
-                  <pic:pic xmlns:pic="http://schemas.openxmlformats.org/drawingml/2006/picture">
-                    <pic:nvPicPr>
-                      <pic:cNvPr id="1781216539" name="Image2"/>
-                      <pic:cNvPicPr>
-                        <a:picLocks noChangeAspect="1" noChangeArrowheads="1"/>
-                      </pic:cNvPicPr>
-                    </pic:nvPicPr>
-                    <pic:blipFill>
-                      <a:blip r:embed="rId12"/>
-                      <a:stretch>
-                        <a:fillRect/>
-                      </a:stretch>
-                    </pic:blipFill>
-                    <pic:spPr bwMode="auto">
-                      <a:xfrm>
-                        <a:off x="0" y="0"/>
-                        <a:ext cx="3336290" cy="743585"/>
-                      </a:xfrm>
-                      <a:prstGeom prst="rect">
-                        <a:avLst/>
-                      </a:prstGeom>
-                    </pic:spPr>
-                  </pic:pic>
-                </a:graphicData>
-              </a:graphic>
-            </wp:anchor>
-          </w:drawing>
-        </w:r>
-      </w:ins>
     </w:p>
     <w:p>
       <w:pPr>
         <w:rPr>
-          <w:ins w:id="3" w:author="Microsoft Word" w:date="2024-12-02T00:35:00Z" w16du:dateUtc="2024-12-01T22:35:00Z"/>
+          <w:ins w:id="2" w:author="Microsoft Word" w:date="2024-12-02T00:35:00Z" w16du:dateUtc="2024-12-01T22:35:00Z"/>
           <w:rFonts w:ascii="Arial" w:hAnsi="Arial" w:cs="Arial"/>
         </w:rPr>
       </w:pPr>
-      <w:ins w:id="4" w:author="Microsoft Word" w:date="2024-12-02T00:35:00Z" w16du:dateUtc="2024-12-01T22:35:00Z">
+      <w:ins w:id="3" w:author="Microsoft Word" w:date="2024-12-02T00:35:00Z" w16du:dateUtc="2024-12-01T22:35:00Z">
         <w:r>
           <w:rPr>
             <w:rFonts w:ascii="Arial" w:hAnsi="Arial" w:cs="Arial"/>
@@ -1507,61 +1397,10 @@
             <w:rFonts w:ascii="Arial" w:hAnsi="Arial" w:cs="Arial"/>
             <w:noProof/>
           </w:rPr>
-          <w:drawing>
-            <wp:anchor distT="0" distB="0" distL="0" distR="0" simplePos="0" relativeHeight="251662339" behindDoc="0" locked="0" layoutInCell="0" allowOverlap="1" wp14:anchorId="76345146" wp14:editId="501EE28A">
-              <wp:simplePos x="0" y="0"/>
-              <wp:positionH relativeFrom="column">
-                <wp:posOffset>3695700</wp:posOffset>
-              </wp:positionH>
-              <wp:positionV relativeFrom="paragraph">
-                <wp:posOffset>8101965</wp:posOffset>
-              </wp:positionV>
-              <wp:extent cx="3336290" cy="743585"/>
-              <wp:effectExtent l="0" t="0" r="0" b="0"/>
-              <wp:wrapSquare wrapText="largest"/>
-              <wp:docPr id="1649779099" name="Image2"/>
-              <wp:cNvGraphicFramePr>
-                <a:graphicFrameLocks xmlns:a="http://schemas.openxmlformats.org/drawingml/2006/main" noChangeAspect="1"/>
-              </wp:cNvGraphicFramePr>
-              <a:graphic xmlns:a="http://schemas.openxmlformats.org/drawingml/2006/main">
-                <a:graphicData uri="http://schemas.openxmlformats.org/drawingml/2006/picture">
-                  <pic:pic xmlns:pic="http://schemas.openxmlformats.org/drawingml/2006/picture">
-                    <pic:nvPicPr>
-                      <pic:cNvPr id="491029715" name="Image2"/>
-                      <pic:cNvPicPr>
-                        <a:picLocks noChangeAspect="1" noChangeArrowheads="1"/>
-                      </pic:cNvPicPr>
-                    </pic:nvPicPr>
-                    <pic:blipFill>
-                      <a:blip r:embed="rId12"/>
-                      <a:stretch>
-                        <a:fillRect/>
-                      </a:stretch>
-                    </pic:blipFill>
-                    <pic:spPr bwMode="auto">
-                      <a:xfrm>
-                        <a:off x="0" y="0"/>
-                        <a:ext cx="3336290" cy="743585"/>
-                      </a:xfrm>
-                      <a:prstGeom prst="rect">
-                        <a:avLst/>
-                      </a:prstGeom>
-                    </pic:spPr>
-                  </pic:pic>
-                </a:graphicData>
-              </a:graphic>
-            </wp:anchor>
-          </w:drawing>
-        </w:r>
-        <w:r>
-          <w:rPr>
-            <w:rFonts w:ascii="Arial" w:hAnsi="Arial" w:cs="Arial"/>
-            <w:noProof/>
-          </w:rPr>
           <mc:AlternateContent>
             <mc:Choice Requires="wps">
               <w:drawing>
-                <wp:anchor distT="0" distB="0" distL="0" distR="0" simplePos="0" relativeHeight="251658240" behindDoc="1" locked="0" layoutInCell="0" allowOverlap="1" wp14:anchorId="1B784160" wp14:editId="73A5EE9A">
+                <wp:anchor distT="0" distB="0" distL="0" distR="0" simplePos="0" relativeHeight="251658240" behindDoc="1" locked="0" layoutInCell="0" allowOverlap="1" wp14:anchorId="1B784160" wp14:editId="333D6EDA">
                   <wp:simplePos x="0" y="0"/>
                   <wp:positionH relativeFrom="column">
                     <wp:posOffset>-731520</wp:posOffset>
@@ -1616,7 +1455,7 @@
             </mc:Choice>
             <mc:Fallback>
               <w:pict>
-                <v:rect w14:anchorId="7454726B" id="Rectangle 2" o:spid="_x0000_s1026" alt="colored rectangle" style="position:absolute;margin-left:-57.6pt;margin-top:0;width:636.7pt;height:659.05pt;z-index:-251658240;visibility:visible;mso-wrap-style:square;mso-wrap-distance-left:0;mso-wrap-distance-top:0;mso-wrap-distance-right:0;mso-wrap-distance-bottom:0;mso-position-horizontal:absolute;mso-position-horizontal-relative:text;mso-position-vertical:absolute;mso-position-vertical-relative:page;v-text-anchor:top" o:gfxdata="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" o:allowincell="f" fillcolor="#0070c0" stroked="f" strokeweight="2pt">
+                <v:rect w14:anchorId="7B600BB3" id="Rectangle 2" o:spid="_x0000_s1026" alt="colored rectangle" style="position:absolute;margin-left:-57.6pt;margin-top:0;width:636.7pt;height:659.05pt;z-index:-251658240;visibility:visible;mso-wrap-style:square;mso-wrap-distance-left:0;mso-wrap-distance-top:0;mso-wrap-distance-right:0;mso-wrap-distance-bottom:0;mso-position-horizontal:absolute;mso-position-horizontal-relative:text;mso-position-vertical:absolute;mso-position-vertical-relative:page;v-text-anchor:top" o:gfxdata="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" o:allowincell="f" fillcolor="#0070c0" stroked="f" strokeweight="2pt">
                   <w10:wrap anchory="page"/>
                 </v:rect>
               </w:pict>
@@ -1632,6 +1471,59 @@
           <w:rFonts w:ascii="Arial" w:hAnsi="Arial" w:cs="Arial"/>
         </w:rPr>
       </w:pPr>
+      <w:ins w:id="4" w:author="Microsoft Word" w:date="2024-12-02T00:35:00Z" w16du:dateUtc="2024-12-01T22:35:00Z">
+        <w:r>
+          <w:rPr>
+            <w:rFonts w:ascii="Arial" w:hAnsi="Arial" w:cs="Arial"/>
+            <w:noProof/>
+          </w:rPr>
+          <w:drawing>
+            <wp:anchor distT="0" distB="0" distL="0" distR="0" simplePos="0" relativeHeight="251658242" behindDoc="0" locked="0" layoutInCell="0" allowOverlap="1" wp14:anchorId="689A1909" wp14:editId="03B7349A">
+              <wp:simplePos x="0" y="0"/>
+              <wp:positionH relativeFrom="page">
+                <wp:align>right</wp:align>
+              </wp:positionH>
+              <wp:positionV relativeFrom="paragraph">
+                <wp:posOffset>7826660</wp:posOffset>
+              </wp:positionV>
+              <wp:extent cx="3336290" cy="743585"/>
+              <wp:effectExtent l="0" t="0" r="0" b="0"/>
+              <wp:wrapSquare wrapText="largest"/>
+              <wp:docPr id="14" name="Image2"/>
+              <wp:cNvGraphicFramePr>
+                <a:graphicFrameLocks xmlns:a="http://schemas.openxmlformats.org/drawingml/2006/main" noChangeAspect="1"/>
+              </wp:cNvGraphicFramePr>
+              <a:graphic xmlns:a="http://schemas.openxmlformats.org/drawingml/2006/main">
+                <a:graphicData uri="http://schemas.openxmlformats.org/drawingml/2006/picture">
+                  <pic:pic xmlns:pic="http://schemas.openxmlformats.org/drawingml/2006/picture">
+                    <pic:nvPicPr>
+                      <pic:cNvPr id="14" name="Image2"/>
+                      <pic:cNvPicPr>
+                        <a:picLocks noChangeAspect="1" noChangeArrowheads="1"/>
+                      </pic:cNvPicPr>
+                    </pic:nvPicPr>
+                    <pic:blipFill>
+                      <a:blip r:embed="rId12"/>
+                      <a:stretch>
+                        <a:fillRect/>
+                      </a:stretch>
+                    </pic:blipFill>
+                    <pic:spPr bwMode="auto">
+                      <a:xfrm>
+                        <a:off x="0" y="0"/>
+                        <a:ext cx="3336290" cy="743585"/>
+                      </a:xfrm>
+                      <a:prstGeom prst="rect">
+                        <a:avLst/>
+                      </a:prstGeom>
+                    </pic:spPr>
+                  </pic:pic>
+                </a:graphicData>
+              </a:graphic>
+            </wp:anchor>
+          </w:drawing>
+        </w:r>
+      </w:ins>
       <w:del w:id="5" w:author="Microsoft Word" w:date="2024-12-02T00:35:00Z" w16du:dateUtc="2024-12-01T22:35:00Z">
         <w:r>
           <w:rPr>
@@ -1639,13 +1531,13 @@
             <w:noProof/>
           </w:rPr>
           <w:drawing>
-            <wp:anchor distT="0" distB="0" distL="0" distR="0" simplePos="0" relativeHeight="251673603" behindDoc="0" locked="0" layoutInCell="0" allowOverlap="1" wp14:anchorId="559DA1B2" wp14:editId="10156911">
+            <wp:anchor distT="0" distB="0" distL="0" distR="0" simplePos="0" relativeHeight="251673603" behindDoc="0" locked="0" layoutInCell="0" allowOverlap="1" wp14:anchorId="559DA1B2" wp14:editId="7180BA2D">
               <wp:simplePos x="0" y="0"/>
               <wp:positionH relativeFrom="column">
-                <wp:posOffset>1728470</wp:posOffset>
+                <wp:posOffset>1735294</wp:posOffset>
               </wp:positionH>
               <wp:positionV relativeFrom="paragraph">
-                <wp:posOffset>7713323</wp:posOffset>
+                <wp:posOffset>7965061</wp:posOffset>
               </wp:positionV>
               <wp:extent cx="1482725" cy="591820"/>
               <wp:effectExtent l="0" t="0" r="0" b="0"/>
@@ -1693,7 +1585,58 @@
             <w:noProof/>
           </w:rPr>
           <w:drawing>
-            <wp:anchor distT="0" distB="0" distL="0" distR="0" simplePos="0" relativeHeight="251658241" behindDoc="0" locked="0" layoutInCell="0" allowOverlap="1" wp14:anchorId="51842CF6" wp14:editId="07777777">
+            <wp:anchor distT="0" distB="0" distL="0" distR="0" simplePos="0" relativeHeight="251666435" behindDoc="0" locked="0" layoutInCell="0" allowOverlap="1" wp14:anchorId="7D8B99EC" wp14:editId="3BF6DA4B">
+              <wp:simplePos x="0" y="0"/>
+              <wp:positionH relativeFrom="column">
+                <wp:posOffset>-605468</wp:posOffset>
+              </wp:positionH>
+              <wp:positionV relativeFrom="paragraph">
+                <wp:posOffset>6899996</wp:posOffset>
+              </wp:positionV>
+              <wp:extent cx="1686560" cy="1686560"/>
+              <wp:effectExtent l="0" t="0" r="0" b="0"/>
+              <wp:wrapSquare wrapText="largest"/>
+              <wp:docPr id="1008148990" name="Image1"/>
+              <wp:cNvGraphicFramePr>
+                <a:graphicFrameLocks xmlns:a="http://schemas.openxmlformats.org/drawingml/2006/main" noChangeAspect="1"/>
+              </wp:cNvGraphicFramePr>
+              <a:graphic xmlns:a="http://schemas.openxmlformats.org/drawingml/2006/main">
+                <a:graphicData uri="http://schemas.openxmlformats.org/drawingml/2006/picture">
+                  <pic:pic xmlns:pic="http://schemas.openxmlformats.org/drawingml/2006/picture">
+                    <pic:nvPicPr>
+                      <pic:cNvPr id="545832454" name="Image1"/>
+                      <pic:cNvPicPr>
+                        <a:picLocks noChangeAspect="1" noChangeArrowheads="1"/>
+                      </pic:cNvPicPr>
+                    </pic:nvPicPr>
+                    <pic:blipFill>
+                      <a:blip r:embed="rId11"/>
+                      <a:stretch>
+                        <a:fillRect/>
+                      </a:stretch>
+                    </pic:blipFill>
+                    <pic:spPr bwMode="auto">
+                      <a:xfrm>
+                        <a:off x="0" y="0"/>
+                        <a:ext cx="1686560" cy="1686560"/>
+                      </a:xfrm>
+                      <a:prstGeom prst="rect">
+                        <a:avLst/>
+                      </a:prstGeom>
+                    </pic:spPr>
+                  </pic:pic>
+                </a:graphicData>
+              </a:graphic>
+            </wp:anchor>
+          </w:drawing>
+        </w:r>
+        <w:r>
+          <w:rPr>
+            <w:rFonts w:ascii="Arial" w:hAnsi="Arial" w:cs="Arial"/>
+            <w:noProof/>
+          </w:rPr>
+          <w:drawing>
+            <wp:anchor distT="0" distB="0" distL="0" distR="0" simplePos="0" relativeHeight="251658241" behindDoc="0" locked="0" layoutInCell="0" allowOverlap="1" wp14:anchorId="51842CF6" wp14:editId="48BA484D">
               <wp:simplePos x="0" y="0"/>
               <wp:positionH relativeFrom="column">
                 <wp:posOffset>-605790</wp:posOffset>
@@ -1727,57 +1670,6 @@
                       <a:xfrm>
                         <a:off x="0" y="0"/>
                         <a:ext cx="1686560" cy="1686560"/>
-                      </a:xfrm>
-                      <a:prstGeom prst="rect">
-                        <a:avLst/>
-                      </a:prstGeom>
-                    </pic:spPr>
-                  </pic:pic>
-                </a:graphicData>
-              </a:graphic>
-            </wp:anchor>
-          </w:drawing>
-        </w:r>
-        <w:r>
-          <w:rPr>
-            <w:rFonts w:ascii="Arial" w:hAnsi="Arial" w:cs="Arial"/>
-            <w:noProof/>
-          </w:rPr>
-          <w:drawing>
-            <wp:anchor distT="0" distB="0" distL="0" distR="0" simplePos="0" relativeHeight="251658242" behindDoc="0" locked="0" layoutInCell="0" allowOverlap="1" wp14:anchorId="689A1909" wp14:editId="07777777">
-              <wp:simplePos x="0" y="0"/>
-              <wp:positionH relativeFrom="column">
-                <wp:posOffset>3695700</wp:posOffset>
-              </wp:positionH>
-              <wp:positionV relativeFrom="paragraph">
-                <wp:posOffset>8101965</wp:posOffset>
-              </wp:positionV>
-              <wp:extent cx="3336290" cy="743585"/>
-              <wp:effectExtent l="0" t="0" r="0" b="0"/>
-              <wp:wrapSquare wrapText="largest"/>
-              <wp:docPr id="14" name="Image2"/>
-              <wp:cNvGraphicFramePr>
-                <a:graphicFrameLocks xmlns:a="http://schemas.openxmlformats.org/drawingml/2006/main" noChangeAspect="1"/>
-              </wp:cNvGraphicFramePr>
-              <a:graphic xmlns:a="http://schemas.openxmlformats.org/drawingml/2006/main">
-                <a:graphicData uri="http://schemas.openxmlformats.org/drawingml/2006/picture">
-                  <pic:pic xmlns:pic="http://schemas.openxmlformats.org/drawingml/2006/picture">
-                    <pic:nvPicPr>
-                      <pic:cNvPr id="14" name="Image2"/>
-                      <pic:cNvPicPr>
-                        <a:picLocks noChangeAspect="1" noChangeArrowheads="1"/>
-                      </pic:cNvPicPr>
-                    </pic:nvPicPr>
-                    <pic:blipFill>
-                      <a:blip r:embed="rId12"/>
-                      <a:stretch>
-                        <a:fillRect/>
-                      </a:stretch>
-                    </pic:blipFill>
-                    <pic:spPr bwMode="auto">
-                      <a:xfrm>
-                        <a:off x="0" y="0"/>
-                        <a:ext cx="3336290" cy="743585"/>
                       </a:xfrm>
                       <a:prstGeom prst="rect">
                         <a:avLst/>
@@ -3786,19 +3678,33 @@
         <w:rPr>
           <w:rFonts w:ascii="Arial" w:hAnsi="Arial" w:cs="Arial"/>
         </w:rPr>
-        <w:t xml:space="preserve">communication skills or </w:t>
-      </w:r>
+        <w:t xml:space="preserve">communication skills </w:t>
+      </w:r>
+      <w:proofErr w:type="gramStart"/>
       <w:r>
         <w:rPr>
           <w:rFonts w:ascii="Arial" w:hAnsi="Arial" w:cs="Arial"/>
         </w:rPr>
+        <w:t xml:space="preserve">or </w:t>
+      </w:r>
+      <w:r>
+        <w:rPr>
+          <w:rFonts w:ascii="Arial" w:hAnsi="Arial" w:cs="Arial"/>
+        </w:rPr>
         <w:t xml:space="preserve">with </w:t>
       </w:r>
       <w:r>
         <w:rPr>
           <w:rFonts w:ascii="Arial" w:hAnsi="Arial" w:cs="Arial"/>
         </w:rPr>
-        <w:t xml:space="preserve">communicating science is needed for this course. </w:t>
+        <w:t>communicating</w:t>
+      </w:r>
+      <w:proofErr w:type="gramEnd"/>
+      <w:r>
+        <w:rPr>
+          <w:rFonts w:ascii="Arial" w:hAnsi="Arial" w:cs="Arial"/>
+        </w:rPr>
+        <w:t xml:space="preserve"> science is needed for this course. </w:t>
       </w:r>
       <w:r>
         <w:rPr>
@@ -4318,7 +4224,27 @@
           <w:szCs w:val="18"/>
           <w:lang w:val="nl-NL"/>
         </w:rPr>
-        <w:t xml:space="preserve">Dijkstra, A. M., Van Dam, F., &amp; Van der Sanden, M. (2020). </w:t>
+        <w:t xml:space="preserve">Dijkstra, A. M., Van Dam, F., &amp; Van der </w:t>
+      </w:r>
+      <w:proofErr w:type="spellStart"/>
+      <w:r>
+        <w:rPr>
+          <w:rFonts w:ascii="Segoe UI" w:eastAsiaTheme="minorHAnsi" w:hAnsi="Segoe UI" w:cs="Segoe UI"/>
+          <w:sz w:val="18"/>
+          <w:szCs w:val="18"/>
+          <w:lang w:val="nl-NL"/>
+        </w:rPr>
+        <w:t>Sanden</w:t>
+      </w:r>
+      <w:proofErr w:type="spellEnd"/>
+      <w:r>
+        <w:rPr>
+          <w:rFonts w:ascii="Segoe UI" w:eastAsiaTheme="minorHAnsi" w:hAnsi="Segoe UI" w:cs="Segoe UI"/>
+          <w:sz w:val="18"/>
+          <w:szCs w:val="18"/>
+          <w:lang w:val="nl-NL"/>
+        </w:rPr>
+        <w:t xml:space="preserve">, M. (2020). </w:t>
       </w:r>
       <w:r>
         <w:rPr>
@@ -4327,7 +4253,27 @@
           <w:szCs w:val="18"/>
           <w:lang w:val="en-GB"/>
         </w:rPr>
-        <w:t xml:space="preserve">The Netherlands: from the first science information officers to the Dutch Research Agenda. In T. Gascoigne, B. Schiele, J. Leach, M. Riedlinger, B. V. Lewenstein, L. Massarani, &amp; P. Broks (Eds.), </w:t>
+        <w:t xml:space="preserve">The Netherlands: from the first science information officers to the Dutch Research Agenda. In T. Gascoigne, B. Schiele, J. Leach, M. Riedlinger, B. V. Lewenstein, L. </w:t>
+      </w:r>
+      <w:proofErr w:type="spellStart"/>
+      <w:r>
+        <w:rPr>
+          <w:rFonts w:ascii="Segoe UI" w:eastAsiaTheme="minorHAnsi" w:hAnsi="Segoe UI" w:cs="Segoe UI"/>
+          <w:sz w:val="18"/>
+          <w:szCs w:val="18"/>
+          <w:lang w:val="en-GB"/>
+        </w:rPr>
+        <w:t>Massarani</w:t>
+      </w:r>
+      <w:proofErr w:type="spellEnd"/>
+      <w:r>
+        <w:rPr>
+          <w:rFonts w:ascii="Segoe UI" w:eastAsiaTheme="minorHAnsi" w:hAnsi="Segoe UI" w:cs="Segoe UI"/>
+          <w:sz w:val="18"/>
+          <w:szCs w:val="18"/>
+          <w:lang w:val="en-GB"/>
+        </w:rPr>
+        <w:t xml:space="preserve">, &amp; P. Broks (Eds.), </w:t>
       </w:r>
       <w:r>
         <w:rPr>
@@ -4443,7 +4389,27 @@
           <w:szCs w:val="18"/>
           <w:lang w:val="en-GB"/>
         </w:rPr>
-        <w:t xml:space="preserve">from the online open access book: Gascoigne, T., Broks, P., Leach, J., Lewenstein, B., Massarani, L., Riedlinger, M., &amp; Schiele, B. (Eds.). (2020). </w:t>
+        <w:t xml:space="preserve">from the online open access book: Gascoigne, T., Broks, P., Leach, J., Lewenstein, B., </w:t>
+      </w:r>
+      <w:proofErr w:type="spellStart"/>
+      <w:r>
+        <w:rPr>
+          <w:rFonts w:ascii="Segoe UI" w:eastAsiaTheme="minorHAnsi" w:hAnsi="Segoe UI" w:cs="Segoe UI"/>
+          <w:sz w:val="18"/>
+          <w:szCs w:val="18"/>
+          <w:lang w:val="en-GB"/>
+        </w:rPr>
+        <w:t>Massarani</w:t>
+      </w:r>
+      <w:proofErr w:type="spellEnd"/>
+      <w:r>
+        <w:rPr>
+          <w:rFonts w:ascii="Segoe UI" w:eastAsiaTheme="minorHAnsi" w:hAnsi="Segoe UI" w:cs="Segoe UI"/>
+          <w:sz w:val="18"/>
+          <w:szCs w:val="18"/>
+          <w:lang w:val="en-GB"/>
+        </w:rPr>
+        <w:t xml:space="preserve">, L., Riedlinger, M., &amp; Schiele, B. (Eds.). (2020). </w:t>
       </w:r>
       <w:r>
         <w:rPr>
@@ -4540,7 +4506,27 @@
           <w:szCs w:val="18"/>
           <w:lang w:val="nl-NL"/>
         </w:rPr>
-        <w:t xml:space="preserve">Dijkstra, A. M., de Jong, A., &amp; Boscolo, M. (2024). </w:t>
+        <w:t xml:space="preserve">Dijkstra, A. M., de Jong, A., &amp; </w:t>
+      </w:r>
+      <w:proofErr w:type="spellStart"/>
+      <w:r>
+        <w:rPr>
+          <w:rFonts w:ascii="Segoe UI" w:eastAsiaTheme="minorHAnsi" w:hAnsi="Segoe UI" w:cs="Segoe UI"/>
+          <w:sz w:val="18"/>
+          <w:szCs w:val="18"/>
+          <w:lang w:val="nl-NL"/>
+        </w:rPr>
+        <w:t>Boscolo</w:t>
+      </w:r>
+      <w:proofErr w:type="spellEnd"/>
+      <w:r>
+        <w:rPr>
+          <w:rFonts w:ascii="Segoe UI" w:eastAsiaTheme="minorHAnsi" w:hAnsi="Segoe UI" w:cs="Segoe UI"/>
+          <w:sz w:val="18"/>
+          <w:szCs w:val="18"/>
+          <w:lang w:val="nl-NL"/>
+        </w:rPr>
+        <w:t xml:space="preserve">, M. (2024). </w:t>
       </w:r>
       <w:r>
         <w:rPr>
@@ -4735,6 +4721,7 @@
           <w:ilvl w:val="0"/>
           <w:numId w:val="2"/>
         </w:numPr>
+        <w:jc w:val="left"/>
         <w:rPr>
           <w:rFonts w:ascii="Arial" w:hAnsi="Arial" w:cs="Arial"/>
         </w:rPr>
@@ -4759,20 +4746,22 @@
         </w:rPr>
         <w:t xml:space="preserve"> course repository:</w:t>
       </w:r>
-    </w:p>
-    <w:p>
-      <w:pPr>
-        <w:ind w:left="720"/>
-        <w:rPr>
-          <w:rFonts w:ascii="Arial" w:hAnsi="Arial"/>
-        </w:rPr>
-      </w:pPr>
-      <w:r>
-        <w:rPr>
-          <w:rFonts w:ascii="Arial" w:hAnsi="Arial"/>
-        </w:rPr>
-        <w:t>https://github.com/MSCA-DN-Digital-Finance/Courses/tree/0a1cbfabfde5ed75e832ee83df4a9048f43f287d/Cohort%201%20(2024.01-2027.12)/MSCA_DF_39</w:t>
-      </w:r>
+      <w:r>
+        <w:rPr>
+          <w:rFonts w:eastAsia="Times New Roman"/>
+          <w:color w:val="000000"/>
+        </w:rPr>
+        <w:t xml:space="preserve"> </w:t>
+      </w:r>
+      <w:hyperlink r:id="rId22" w:history="1">
+        <w:r>
+          <w:rPr>
+            <w:rStyle w:val="Hyperlink"/>
+            <w:rFonts w:ascii="Arial" w:hAnsi="Arial" w:cs="Arial"/>
+          </w:rPr>
+          <w:t>https://github.com/MSCA-DN-Digital-Finance/Courses/tree/e28144184593a0269ceb2f6a5a283be9e81981ab/Cohort%201%20(2024.01-2027.12)/MSCA_DF_39</w:t>
+        </w:r>
+      </w:hyperlink>
     </w:p>
     <w:p>
       <w:pPr>
@@ -6087,114 +6076,6 @@
               <w:rPr>
                 <w:rFonts w:ascii="Arial" w:hAnsi="Arial"/>
               </w:rPr>
-              <w:t>Thu</w:t>
-            </w:r>
-          </w:p>
-        </w:tc>
-        <w:tc>
-          <w:tcPr>
-            <w:tcW w:w="1440" w:type="dxa"/>
-          </w:tcPr>
-          <w:p>
-            <w:pPr>
-              <w:pStyle w:val="TableContents"/>
-              <w:jc w:val="left"/>
-              <w:rPr>
-                <w:rFonts w:ascii="Arial" w:hAnsi="Arial"/>
-              </w:rPr>
-            </w:pPr>
-            <w:r>
-              <w:rPr>
-                <w:rFonts w:ascii="Arial" w:hAnsi="Arial"/>
-              </w:rPr>
-              <w:t xml:space="preserve">13:00 – 16:00 </w:t>
-            </w:r>
-          </w:p>
-        </w:tc>
-        <w:tc>
-          <w:tcPr>
-            <w:tcW w:w="1260" w:type="dxa"/>
-          </w:tcPr>
-          <w:p>
-            <w:pPr>
-              <w:pStyle w:val="TableContents"/>
-              <w:jc w:val="left"/>
-              <w:rPr>
-                <w:rFonts w:ascii="Arial" w:hAnsi="Arial"/>
-              </w:rPr>
-            </w:pPr>
-            <w:r>
-              <w:rPr>
-                <w:rFonts w:ascii="Arial" w:hAnsi="Arial"/>
-              </w:rPr>
-              <w:t xml:space="preserve">Homework </w:t>
-            </w:r>
-          </w:p>
-        </w:tc>
-        <w:tc>
-          <w:tcPr>
-            <w:tcW w:w="4473" w:type="dxa"/>
-          </w:tcPr>
-          <w:p>
-            <w:pPr>
-              <w:pStyle w:val="TableContents"/>
-              <w:suppressLineNumbers w:val="0"/>
-              <w:jc w:val="left"/>
-              <w:rPr>
-                <w:rFonts w:ascii="Arial" w:hAnsi="Arial"/>
-              </w:rPr>
-            </w:pPr>
-            <w:r>
-              <w:rPr>
-                <w:rFonts w:ascii="Arial" w:hAnsi="Arial"/>
-              </w:rPr>
-              <w:t xml:space="preserve">Self-study </w:t>
-            </w:r>
-          </w:p>
-          <w:p>
-            <w:pPr>
-              <w:pStyle w:val="TableContents"/>
-              <w:suppressLineNumbers w:val="0"/>
-              <w:jc w:val="left"/>
-              <w:rPr>
-                <w:rFonts w:ascii="Arial" w:hAnsi="Arial"/>
-              </w:rPr>
-            </w:pPr>
-          </w:p>
-        </w:tc>
-        <w:tc>
-          <w:tcPr>
-            <w:tcW w:w="2129" w:type="dxa"/>
-          </w:tcPr>
-          <w:p>
-            <w:pPr>
-              <w:pStyle w:val="TableContents"/>
-              <w:jc w:val="left"/>
-              <w:rPr>
-                <w:rFonts w:ascii="Arial" w:hAnsi="Arial"/>
-                <w:highlight w:val="yellow"/>
-              </w:rPr>
-            </w:pPr>
-          </w:p>
-        </w:tc>
-      </w:tr>
-      <w:tr>
-        <w:tc>
-          <w:tcPr>
-            <w:tcW w:w="634" w:type="dxa"/>
-          </w:tcPr>
-          <w:p>
-            <w:pPr>
-              <w:pStyle w:val="TableContents"/>
-              <w:jc w:val="left"/>
-              <w:rPr>
-                <w:rFonts w:ascii="Arial" w:hAnsi="Arial"/>
-              </w:rPr>
-            </w:pPr>
-            <w:r>
-              <w:rPr>
-                <w:rFonts w:ascii="Arial" w:hAnsi="Arial"/>
-              </w:rPr>
               <w:t>Fri</w:t>
             </w:r>
           </w:p>
@@ -6499,7 +6380,14 @@
               <w:rPr>
                 <w:rFonts w:ascii="Arial" w:hAnsi="Arial"/>
               </w:rPr>
-              <w:t>After 2 weeks</w:t>
+              <w:t xml:space="preserve">After </w:t>
+            </w:r>
+            <w:r>
+              <w:rPr>
+                <w:rFonts w:ascii="Arial" w:hAnsi="Arial"/>
+              </w:rPr>
+              <w:lastRenderedPageBreak/>
+              <w:t>2 weeks</w:t>
             </w:r>
           </w:p>
         </w:tc>
@@ -6533,7 +6421,14 @@
               <w:rPr>
                 <w:rFonts w:ascii="Arial" w:hAnsi="Arial"/>
               </w:rPr>
-              <w:t>Assignments</w:t>
+              <w:t>Assignment</w:t>
+            </w:r>
+            <w:r>
+              <w:rPr>
+                <w:rFonts w:ascii="Arial" w:hAnsi="Arial"/>
+              </w:rPr>
+              <w:lastRenderedPageBreak/>
+              <w:t>s</w:t>
             </w:r>
           </w:p>
         </w:tc>
@@ -6553,6 +6448,7 @@
               <w:rPr>
                 <w:rFonts w:ascii="Arial" w:hAnsi="Arial"/>
               </w:rPr>
+              <w:lastRenderedPageBreak/>
               <w:t xml:space="preserve">Complete </w:t>
             </w:r>
             <w:r>
@@ -6571,7 +6467,14 @@
               <w:rPr>
                 <w:rFonts w:ascii="Arial" w:hAnsi="Arial"/>
               </w:rPr>
-              <w:t xml:space="preserve">trategic communication plan for your own </w:t>
+              <w:t xml:space="preserve">trategic communication plan </w:t>
+            </w:r>
+            <w:r>
+              <w:rPr>
+                <w:rFonts w:ascii="Arial" w:hAnsi="Arial"/>
+              </w:rPr>
+              <w:lastRenderedPageBreak/>
+              <w:t xml:space="preserve">for your own </w:t>
             </w:r>
             <w:r>
               <w:rPr>
@@ -6695,6 +6598,7 @@
               <w:rPr>
                 <w:rFonts w:ascii="Arial" w:hAnsi="Arial"/>
               </w:rPr>
+              <w:lastRenderedPageBreak/>
               <w:t>Assessment</w:t>
             </w:r>
           </w:p>
@@ -7564,7 +7468,6 @@
         <w:rPr>
           <w:rFonts w:ascii="Arial" w:hAnsi="Arial"/>
         </w:rPr>
-        <w:lastRenderedPageBreak/>
         <w:t xml:space="preserve">For all assignments and presentations, it holds that you should hand in/present your own and original work. You </w:t>
       </w:r>
       <w:r>
@@ -7591,6 +7494,7 @@
         <w:rPr>
           <w:rFonts w:ascii="Arial" w:hAnsi="Arial"/>
         </w:rPr>
+        <w:lastRenderedPageBreak/>
         <w:t xml:space="preserve">The </w:t>
       </w:r>
       <w:proofErr w:type="gramStart"/>
@@ -7835,10 +7739,10 @@
       </w:pPr>
     </w:p>
     <w:sectPr>
-      <w:headerReference w:type="default" r:id="rId22"/>
-      <w:footerReference w:type="default" r:id="rId23"/>
-      <w:headerReference w:type="first" r:id="rId24"/>
-      <w:footerReference w:type="first" r:id="rId25"/>
+      <w:headerReference w:type="default" r:id="rId23"/>
+      <w:footerReference w:type="default" r:id="rId24"/>
+      <w:headerReference w:type="first" r:id="rId25"/>
+      <w:footerReference w:type="first" r:id="rId26"/>
       <w:pgSz w:w="12240" w:h="15840"/>
       <w:pgMar w:top="720" w:right="1152" w:bottom="720" w:left="1152" w:header="0" w:footer="0" w:gutter="0"/>
       <w:pgNumType w:start="1"/>
@@ -7912,7 +7816,10 @@
             <w:widowControl w:val="0"/>
           </w:pPr>
           <w:r>
-            <w:t>MSCA DIGITAL: Reinforcement Learning in Digital Finance</w:t>
+            <w:t xml:space="preserve">MSCA DIGITAL: </w:t>
+          </w:r>
+          <w:r>
+            <w:t>Communication Skills and Scientific Communication</w:t>
           </w:r>
         </w:p>
       </w:tc>
@@ -9805,7 +9712,6 @@
   <w:style w:type="character" w:default="1" w:styleId="DefaultParagraphFont">
     <w:name w:val="Default Paragraph Font"/>
     <w:uiPriority w:val="1"/>
-    <w:semiHidden/>
     <w:unhideWhenUsed/>
   </w:style>
   <w:style w:type="table" w:default="1" w:styleId="TableNormal">
@@ -10628,10 +10534,6 @@
 </file>
 
 <file path=customXml/item1.xml><?xml version="1.0" encoding="utf-8"?>
-<b:Sources xmlns:b="http://schemas.openxmlformats.org/officeDocument/2006/bibliography" xmlns="http://schemas.openxmlformats.org/officeDocument/2006/bibliography" SelectedStyle="\IEEE2006OfficeOnline.xsl" StyleName="IEEE" Version="2006"/>
-</file>
-
-<file path=customXml/item2.xml><?xml version="1.0" encoding="utf-8"?>
 <p:properties xmlns:p="http://schemas.microsoft.com/office/2006/metadata/properties" xmlns:xsi="http://www.w3.org/2001/XMLSchema-instance" xmlns:pc="http://schemas.microsoft.com/office/infopath/2007/PartnerControls">
   <documentManagement>
     <lcf76f155ced4ddcb4097134ff3c332f xmlns="891d8da2-8f88-4800-8770-80c6a7352f58">
@@ -10644,7 +10546,7 @@
 </p:properties>
 </file>
 
-<file path=customXml/item3.xml><?xml version="1.0" encoding="utf-8"?>
+<file path=customXml/item2.xml><?xml version="1.0" encoding="utf-8"?>
 <?mso-contentType ?>
 <FormTemplates xmlns="http://schemas.microsoft.com/sharepoint/v3/contenttype/forms">
   <Display>DocumentLibraryForm</Display>
@@ -10653,7 +10555,7 @@
 </FormTemplates>
 </file>
 
-<file path=customXml/item4.xml><?xml version="1.0" encoding="utf-8"?>
+<file path=customXml/item3.xml><?xml version="1.0" encoding="utf-8"?>
 <ct:contentTypeSchema xmlns:ct="http://schemas.microsoft.com/office/2006/metadata/contentType" xmlns:ma="http://schemas.microsoft.com/office/2006/metadata/properties/metaAttributes" ct:_="" ma:_="" ma:contentTypeName="Document" ma:contentTypeID="0x010100BAA8D4B23DEB8240B95BD2AA6AB20765" ma:contentTypeVersion="17" ma:contentTypeDescription="Een nieuw document maken." ma:contentTypeScope="" ma:versionID="b29c8215d62c1304fc9314b70ed5c8a7">
   <xsd:schema xmlns:xsd="http://www.w3.org/2001/XMLSchema" xmlns:xs="http://www.w3.org/2001/XMLSchema" xmlns:p="http://schemas.microsoft.com/office/2006/metadata/properties" xmlns:ns2="891d8da2-8f88-4800-8770-80c6a7352f58" xmlns:ns3="2d4ca6b3-83de-4e44-aa6a-5c096b5b46aa" targetNamespace="http://schemas.microsoft.com/office/2006/metadata/properties" ma:root="true" ma:fieldsID="014195d8b1eab762150c104469de64b9" ns2:_="" ns3:_="">
     <xsd:import namespace="891d8da2-8f88-4800-8770-80c6a7352f58"/>
@@ -10904,15 +10806,11 @@
 </ct:contentTypeSchema>
 </file>
 
-<file path=customXml/itemProps1.xml><?xml version="1.0" encoding="utf-8"?>
-<ds:datastoreItem xmlns:ds="http://schemas.openxmlformats.org/officeDocument/2006/customXml" ds:itemID="{DF9F8A46-7807-4856-94AF-4A46DCE599C4}">
-  <ds:schemaRefs>
-    <ds:schemaRef ds:uri="http://schemas.openxmlformats.org/officeDocument/2006/bibliography"/>
-  </ds:schemaRefs>
-</ds:datastoreItem>
+<file path=customXml/item4.xml><?xml version="1.0" encoding="utf-8"?>
+<b:Sources xmlns:b="http://schemas.openxmlformats.org/officeDocument/2006/bibliography" xmlns="http://schemas.openxmlformats.org/officeDocument/2006/bibliography" SelectedStyle="\IEEE2006OfficeOnline.xsl" StyleName="IEEE" Version="2006"/>
 </file>
 
-<file path=customXml/itemProps2.xml><?xml version="1.0" encoding="utf-8"?>
+<file path=customXml/itemProps1.xml><?xml version="1.0" encoding="utf-8"?>
 <ds:datastoreItem xmlns:ds="http://schemas.openxmlformats.org/officeDocument/2006/customXml" ds:itemID="{D4CEA6AD-E310-44EA-8C07-5AEB2DC9178B}">
   <ds:schemaRefs>
     <ds:schemaRef ds:uri="http://schemas.microsoft.com/office/2006/metadata/properties"/>
@@ -10923,7 +10821,7 @@
 </ds:datastoreItem>
 </file>
 
-<file path=customXml/itemProps3.xml><?xml version="1.0" encoding="utf-8"?>
+<file path=customXml/itemProps2.xml><?xml version="1.0" encoding="utf-8"?>
 <ds:datastoreItem xmlns:ds="http://schemas.openxmlformats.org/officeDocument/2006/customXml" ds:itemID="{4B84E2F4-F6A9-4A9C-AEDF-D6CD9C5A43D6}">
   <ds:schemaRefs>
     <ds:schemaRef ds:uri="http://schemas.microsoft.com/sharepoint/v3/contenttype/forms"/>
@@ -10931,7 +10829,7 @@
 </ds:datastoreItem>
 </file>
 
-<file path=customXml/itemProps4.xml><?xml version="1.0" encoding="utf-8"?>
+<file path=customXml/itemProps3.xml><?xml version="1.0" encoding="utf-8"?>
 <ds:datastoreItem xmlns:ds="http://schemas.openxmlformats.org/officeDocument/2006/customXml" ds:itemID="{12B4E358-AE65-4047-A9EE-FFC5F93EA3CB}">
   <ds:schemaRefs>
     <ds:schemaRef ds:uri="http://schemas.microsoft.com/office/2006/metadata/contentType"/>
@@ -10948,4 +10846,12 @@
     <ds:schemaRef ds:uri="http://schemas.microsoft.com/internal/obd"/>
   </ds:schemaRefs>
 </ds:datastoreItem>
+</file>
+
+<file path=customXml/itemProps4.xml><?xml version="1.0" encoding="utf-8"?>
+<ds:datastoreItem xmlns:ds="http://schemas.openxmlformats.org/officeDocument/2006/customXml" ds:itemID="{DF9F8A46-7807-4856-94AF-4A46DCE599C4}">
+  <ds:schemaRefs>
+    <ds:schemaRef ds:uri="http://schemas.openxmlformats.org/officeDocument/2006/bibliography"/>
+  </ds:schemaRefs>
+</ds:datastoreItem>
 </file>